--- a/AI_Content_Moderation_System.docx
+++ b/AI_Content_Moderation_System.docx
@@ -1641,10 +1641,10 @@
           <w:szCs w:val="24"/>
         </w:rPr>
         <w:drawing>
-          <wp:inline distT="0" distB="0" distL="0" distR="0" wp14:anchorId="174BFD35" wp14:editId="593DA46F">
-            <wp:extent cx="5029200" cy="3581948"/>
+          <wp:inline distT="0" distB="0" distL="0" distR="0" wp14:anchorId="7F64EA8D" wp14:editId="5D87328F">
+            <wp:extent cx="5471795" cy="2366010"/>
             <wp:effectExtent l="0" t="0" r="0" b="0"/>
-            <wp:docPr id="1" name="Picture 1"/>
+            <wp:docPr id="2030070241" name="Picture 1"/>
             <wp:cNvGraphicFramePr>
               <a:graphicFrameLocks xmlns:a="http://schemas.openxmlformats.org/drawingml/2006/main" noChangeAspect="1"/>
             </wp:cNvGraphicFramePr>
@@ -1652,23 +1652,36 @@
               <a:graphicData uri="http://schemas.openxmlformats.org/drawingml/2006/picture">
                 <pic:pic xmlns:pic="http://schemas.openxmlformats.org/drawingml/2006/picture">
                   <pic:nvPicPr>
-                    <pic:cNvPr id="0" name="diagram_usecase.png"/>
-                    <pic:cNvPicPr/>
+                    <pic:cNvPr id="0" name="Picture 1"/>
+                    <pic:cNvPicPr>
+                      <a:picLocks noChangeAspect="1" noChangeArrowheads="1"/>
+                    </pic:cNvPicPr>
                   </pic:nvPicPr>
                   <pic:blipFill>
-                    <a:blip r:embed="rId6"/>
+                    <a:blip r:embed="rId6">
+                      <a:extLst>
+                        <a:ext uri="{28A0092B-C50C-407E-A947-70E740481C1C}">
+                          <a14:useLocalDpi xmlns:a14="http://schemas.microsoft.com/office/drawing/2010/main" val="0"/>
+                        </a:ext>
+                      </a:extLst>
+                    </a:blip>
+                    <a:srcRect/>
                     <a:stretch>
                       <a:fillRect/>
                     </a:stretch>
                   </pic:blipFill>
-                  <pic:spPr>
+                  <pic:spPr bwMode="auto">
                     <a:xfrm>
                       <a:off x="0" y="0"/>
-                      <a:ext cx="5029200" cy="3581948"/>
+                      <a:ext cx="5471795" cy="2366010"/>
                     </a:xfrm>
                     <a:prstGeom prst="rect">
                       <a:avLst/>
                     </a:prstGeom>
+                    <a:noFill/>
+                    <a:ln>
+                      <a:noFill/>
+                    </a:ln>
                   </pic:spPr>
                 </pic:pic>
               </a:graphicData>
@@ -1725,27 +1738,35 @@
           <w:sz w:val="28"/>
           <w:szCs w:val="28"/>
         </w:rPr>
+        <w:t>2.2 Activity Diagram</w:t>
+      </w:r>
+    </w:p>
+    <w:p>
+      <w:pPr>
+        <w:spacing w:line="360" w:lineRule="auto"/>
+        <w:jc w:val="both"/>
+        <w:rPr>
+          <w:rFonts w:cs="Times New Roman"/>
+          <w:sz w:val="24"/>
+          <w:szCs w:val="24"/>
+        </w:rPr>
+      </w:pPr>
+      <w:r>
+        <w:rPr>
+          <w:rFonts w:cs="Times New Roman"/>
+          <w:sz w:val="24"/>
+          <w:szCs w:val="24"/>
+        </w:rPr>
+        <w:t xml:space="preserve">The Activity Diagram represents the complete workflow of content moderation from initial submission through final action and notification. This diagram captures the </w:t>
+      </w:r>
+      <w:r>
+        <w:rPr>
+          <w:rFonts w:cs="Times New Roman"/>
+          <w:sz w:val="24"/>
+          <w:szCs w:val="24"/>
+        </w:rPr>
         <w:lastRenderedPageBreak/>
-        <w:t>2.2 Activity Diagram</w:t>
-      </w:r>
-    </w:p>
-    <w:p>
-      <w:pPr>
-        <w:spacing w:line="360" w:lineRule="auto"/>
-        <w:jc w:val="both"/>
-        <w:rPr>
-          <w:rFonts w:cs="Times New Roman"/>
-          <w:sz w:val="24"/>
-          <w:szCs w:val="24"/>
-        </w:rPr>
-      </w:pPr>
-      <w:r>
-        <w:rPr>
-          <w:rFonts w:cs="Times New Roman"/>
-          <w:sz w:val="24"/>
-          <w:szCs w:val="24"/>
-        </w:rPr>
-        <w:t>The Activity Diagram represents the complete workflow of content moderation from initial submission through final action and notification. This diagram captures the dynamic behavior of our system, showing both sequential and parallel processing paths that enable efficient handling of millions of content items daily.</w:t>
+        <w:t>dynamic behavior of our system, showing both sequential and parallel processing paths that enable efficient handling of millions of content items daily.</w:t>
       </w:r>
     </w:p>
     <w:p>
@@ -1878,47 +1899,47 @@
           <w:sz w:val="24"/>
           <w:szCs w:val="24"/>
         </w:rPr>
+        <w:t>Parallel Processing: Simultaneous Text Analysis, Image Analysis, Video Analysis, Metadata Extraction</w:t>
+      </w:r>
+    </w:p>
+    <w:p>
+      <w:pPr>
+        <w:pStyle w:val="ListBullet"/>
+        <w:spacing w:line="360" w:lineRule="auto"/>
+        <w:jc w:val="both"/>
+        <w:rPr>
+          <w:rFonts w:cs="Times New Roman"/>
+          <w:sz w:val="24"/>
+          <w:szCs w:val="24"/>
+        </w:rPr>
+      </w:pPr>
+      <w:r>
+        <w:rPr>
+          <w:rFonts w:cs="Times New Roman"/>
+          <w:sz w:val="24"/>
+          <w:szCs w:val="24"/>
+        </w:rPr>
+        <w:t>Classification: System integrates results and assigns violation probability scores</w:t>
+      </w:r>
+    </w:p>
+    <w:p>
+      <w:pPr>
+        <w:pStyle w:val="ListBullet"/>
+        <w:spacing w:line="360" w:lineRule="auto"/>
+        <w:jc w:val="both"/>
+        <w:rPr>
+          <w:rFonts w:cs="Times New Roman"/>
+          <w:sz w:val="24"/>
+          <w:szCs w:val="24"/>
+        </w:rPr>
+      </w:pPr>
+      <w:r>
+        <w:rPr>
+          <w:rFonts w:cs="Times New Roman"/>
+          <w:sz w:val="24"/>
+          <w:szCs w:val="24"/>
+        </w:rPr>
         <w:lastRenderedPageBreak/>
-        <w:t>Parallel Processing: Simultaneous Text Analysis, Image Analysis, Video Analysis, Metadata Extraction</w:t>
-      </w:r>
-    </w:p>
-    <w:p>
-      <w:pPr>
-        <w:pStyle w:val="ListBullet"/>
-        <w:spacing w:line="360" w:lineRule="auto"/>
-        <w:jc w:val="both"/>
-        <w:rPr>
-          <w:rFonts w:cs="Times New Roman"/>
-          <w:sz w:val="24"/>
-          <w:szCs w:val="24"/>
-        </w:rPr>
-      </w:pPr>
-      <w:r>
-        <w:rPr>
-          <w:rFonts w:cs="Times New Roman"/>
-          <w:sz w:val="24"/>
-          <w:szCs w:val="24"/>
-        </w:rPr>
-        <w:t>Classification: System integrates results and assigns violation probability scores</w:t>
-      </w:r>
-    </w:p>
-    <w:p>
-      <w:pPr>
-        <w:pStyle w:val="ListBullet"/>
-        <w:spacing w:line="360" w:lineRule="auto"/>
-        <w:jc w:val="both"/>
-        <w:rPr>
-          <w:rFonts w:cs="Times New Roman"/>
-          <w:sz w:val="24"/>
-          <w:szCs w:val="24"/>
-        </w:rPr>
-      </w:pPr>
-      <w:r>
-        <w:rPr>
-          <w:rFonts w:cs="Times New Roman"/>
-          <w:sz w:val="24"/>
-          <w:szCs w:val="24"/>
-        </w:rPr>
         <w:t>Decision Branch: Content Violates Policy? Yes → Route to Queue; No → Publish Content</w:t>
       </w:r>
       <w:r>
@@ -1929,10 +1950,10 @@
           <w:szCs w:val="24"/>
         </w:rPr>
         <w:drawing>
-          <wp:inline distT="0" distB="0" distL="0" distR="0" wp14:anchorId="2CDA096C" wp14:editId="4A9CC4A7">
-            <wp:extent cx="4991100" cy="5881669"/>
-            <wp:effectExtent l="0" t="0" r="0" b="5080"/>
-            <wp:docPr id="2" name="Picture 2"/>
+          <wp:inline distT="0" distB="0" distL="0" distR="0" wp14:anchorId="3934525F" wp14:editId="2748D1D1">
+            <wp:extent cx="5253990" cy="6749415"/>
+            <wp:effectExtent l="0" t="0" r="3810" b="0"/>
+            <wp:docPr id="157638734" name="Picture 2"/>
             <wp:cNvGraphicFramePr>
               <a:graphicFrameLocks xmlns:a="http://schemas.openxmlformats.org/drawingml/2006/main" noChangeAspect="1"/>
             </wp:cNvGraphicFramePr>
@@ -1940,23 +1961,36 @@
               <a:graphicData uri="http://schemas.openxmlformats.org/drawingml/2006/picture">
                 <pic:pic xmlns:pic="http://schemas.openxmlformats.org/drawingml/2006/picture">
                   <pic:nvPicPr>
-                    <pic:cNvPr id="0" name="diagram_activity.png"/>
-                    <pic:cNvPicPr/>
+                    <pic:cNvPr id="0" name="Picture 2"/>
+                    <pic:cNvPicPr>
+                      <a:picLocks noChangeAspect="1" noChangeArrowheads="1"/>
+                    </pic:cNvPicPr>
                   </pic:nvPicPr>
                   <pic:blipFill>
-                    <a:blip r:embed="rId7"/>
+                    <a:blip r:embed="rId7">
+                      <a:extLst>
+                        <a:ext uri="{28A0092B-C50C-407E-A947-70E740481C1C}">
+                          <a14:useLocalDpi xmlns:a14="http://schemas.microsoft.com/office/drawing/2010/main" val="0"/>
+                        </a:ext>
+                      </a:extLst>
+                    </a:blip>
+                    <a:srcRect/>
                     <a:stretch>
                       <a:fillRect/>
                     </a:stretch>
                   </pic:blipFill>
-                  <pic:spPr>
+                  <pic:spPr bwMode="auto">
                     <a:xfrm>
                       <a:off x="0" y="0"/>
-                      <a:ext cx="4996204" cy="5887683"/>
+                      <a:ext cx="5253990" cy="6749415"/>
                     </a:xfrm>
                     <a:prstGeom prst="rect">
                       <a:avLst/>
                     </a:prstGeom>
+                    <a:noFill/>
+                    <a:ln>
+                      <a:noFill/>
+                    </a:ln>
                   </pic:spPr>
                 </pic:pic>
               </a:graphicData>
@@ -2305,11 +2339,12 @@
           <w:sz w:val="24"/>
           <w:szCs w:val="24"/>
         </w:rPr>
+        <w:lastRenderedPageBreak/>
         <w:drawing>
-          <wp:inline distT="0" distB="0" distL="0" distR="0" wp14:anchorId="278F05B1" wp14:editId="34DA2A2C">
-            <wp:extent cx="5029200" cy="3943761"/>
+          <wp:inline distT="0" distB="0" distL="0" distR="0" wp14:anchorId="3D91D63E" wp14:editId="045A4FE9">
+            <wp:extent cx="5486400" cy="7242810"/>
             <wp:effectExtent l="0" t="0" r="0" b="0"/>
-            <wp:docPr id="3" name="Picture 3"/>
+            <wp:docPr id="386359373" name="Picture 5"/>
             <wp:cNvGraphicFramePr>
               <a:graphicFrameLocks xmlns:a="http://schemas.openxmlformats.org/drawingml/2006/main" noChangeAspect="1"/>
             </wp:cNvGraphicFramePr>
@@ -2317,23 +2352,36 @@
               <a:graphicData uri="http://schemas.openxmlformats.org/drawingml/2006/picture">
                 <pic:pic xmlns:pic="http://schemas.openxmlformats.org/drawingml/2006/picture">
                   <pic:nvPicPr>
-                    <pic:cNvPr id="0" name="diagram_class.png"/>
-                    <pic:cNvPicPr/>
+                    <pic:cNvPr id="0" name="Picture 5"/>
+                    <pic:cNvPicPr>
+                      <a:picLocks noChangeAspect="1" noChangeArrowheads="1"/>
+                    </pic:cNvPicPr>
                   </pic:nvPicPr>
                   <pic:blipFill>
-                    <a:blip r:embed="rId8"/>
+                    <a:blip r:embed="rId8">
+                      <a:extLst>
+                        <a:ext uri="{28A0092B-C50C-407E-A947-70E740481C1C}">
+                          <a14:useLocalDpi xmlns:a14="http://schemas.microsoft.com/office/drawing/2010/main" val="0"/>
+                        </a:ext>
+                      </a:extLst>
+                    </a:blip>
+                    <a:srcRect/>
                     <a:stretch>
                       <a:fillRect/>
                     </a:stretch>
                   </pic:blipFill>
-                  <pic:spPr>
+                  <pic:spPr bwMode="auto">
                     <a:xfrm>
                       <a:off x="0" y="0"/>
-                      <a:ext cx="5029200" cy="3943761"/>
+                      <a:ext cx="5486400" cy="7242810"/>
                     </a:xfrm>
                     <a:prstGeom prst="rect">
                       <a:avLst/>
                     </a:prstGeom>
+                    <a:noFill/>
+                    <a:ln>
+                      <a:noFill/>
+                    </a:ln>
                   </pic:spPr>
                 </pic:pic>
               </a:graphicData>
@@ -2360,7 +2408,6 @@
           <w:sz w:val="24"/>
           <w:szCs w:val="24"/>
         </w:rPr>
-        <w:lastRenderedPageBreak/>
         <w:t>Figure 2.3: Class Diagram - Data Model and Relationships</w:t>
       </w:r>
     </w:p>
@@ -2391,6 +2438,7 @@
           <w:sz w:val="28"/>
           <w:szCs w:val="28"/>
         </w:rPr>
+        <w:lastRenderedPageBreak/>
         <w:t>2.4 Component Diagram</w:t>
       </w:r>
     </w:p>
@@ -2532,10 +2580,10 @@
         </w:rPr>
         <w:lastRenderedPageBreak/>
         <w:drawing>
-          <wp:inline distT="0" distB="0" distL="0" distR="0" wp14:anchorId="3090AFC7" wp14:editId="39B43E4F">
-            <wp:extent cx="5029200" cy="3859619"/>
+          <wp:inline distT="0" distB="0" distL="0" distR="0" wp14:anchorId="360362E3" wp14:editId="200F1587">
+            <wp:extent cx="5486400" cy="4745990"/>
             <wp:effectExtent l="0" t="0" r="0" b="0"/>
-            <wp:docPr id="4" name="Picture 4"/>
+            <wp:docPr id="28211566" name="Picture 6"/>
             <wp:cNvGraphicFramePr>
               <a:graphicFrameLocks xmlns:a="http://schemas.openxmlformats.org/drawingml/2006/main" noChangeAspect="1"/>
             </wp:cNvGraphicFramePr>
@@ -2543,23 +2591,36 @@
               <a:graphicData uri="http://schemas.openxmlformats.org/drawingml/2006/picture">
                 <pic:pic xmlns:pic="http://schemas.openxmlformats.org/drawingml/2006/picture">
                   <pic:nvPicPr>
-                    <pic:cNvPr id="0" name="diagram_component.png"/>
-                    <pic:cNvPicPr/>
+                    <pic:cNvPr id="0" name="Picture 6"/>
+                    <pic:cNvPicPr>
+                      <a:picLocks noChangeAspect="1" noChangeArrowheads="1"/>
+                    </pic:cNvPicPr>
                   </pic:nvPicPr>
                   <pic:blipFill>
-                    <a:blip r:embed="rId9"/>
+                    <a:blip r:embed="rId9">
+                      <a:extLst>
+                        <a:ext uri="{28A0092B-C50C-407E-A947-70E740481C1C}">
+                          <a14:useLocalDpi xmlns:a14="http://schemas.microsoft.com/office/drawing/2010/main" val="0"/>
+                        </a:ext>
+                      </a:extLst>
+                    </a:blip>
+                    <a:srcRect/>
                     <a:stretch>
                       <a:fillRect/>
                     </a:stretch>
                   </pic:blipFill>
-                  <pic:spPr>
+                  <pic:spPr bwMode="auto">
                     <a:xfrm>
                       <a:off x="0" y="0"/>
-                      <a:ext cx="5029200" cy="3859619"/>
+                      <a:ext cx="5486400" cy="4745990"/>
                     </a:xfrm>
                     <a:prstGeom prst="rect">
                       <a:avLst/>
                     </a:prstGeom>
+                    <a:noFill/>
+                    <a:ln>
+                      <a:noFill/>
+                    </a:ln>
                   </pic:spPr>
                 </pic:pic>
               </a:graphicData>
@@ -2735,6 +2796,7 @@
           <w:sz w:val="24"/>
           <w:szCs w:val="24"/>
         </w:rPr>
+        <w:lastRenderedPageBreak/>
         <w:t>Decision Engine evaluates results and generates confidence scores</w:t>
       </w:r>
     </w:p>
@@ -2805,7 +2867,6 @@
           <w:sz w:val="24"/>
           <w:szCs w:val="24"/>
         </w:rPr>
-        <w:lastRenderedPageBreak/>
         <w:t>System logs decision and notifies user of outcome</w:t>
       </w:r>
     </w:p>
@@ -2827,10 +2888,10 @@
           <w:szCs w:val="24"/>
         </w:rPr>
         <w:drawing>
-          <wp:inline distT="0" distB="0" distL="0" distR="0" wp14:anchorId="52C72E72" wp14:editId="3E4DABC6">
-            <wp:extent cx="5029200" cy="4183956"/>
-            <wp:effectExtent l="0" t="0" r="0" b="0"/>
-            <wp:docPr id="5" name="Picture 5"/>
+          <wp:inline distT="0" distB="0" distL="0" distR="0" wp14:anchorId="62DE4874" wp14:editId="7A011C2B">
+            <wp:extent cx="5486400" cy="4034790"/>
+            <wp:effectExtent l="0" t="0" r="0" b="3810"/>
+            <wp:docPr id="1292193113" name="Picture 3"/>
             <wp:cNvGraphicFramePr>
               <a:graphicFrameLocks xmlns:a="http://schemas.openxmlformats.org/drawingml/2006/main" noChangeAspect="1"/>
             </wp:cNvGraphicFramePr>
@@ -2838,23 +2899,36 @@
               <a:graphicData uri="http://schemas.openxmlformats.org/drawingml/2006/picture">
                 <pic:pic xmlns:pic="http://schemas.openxmlformats.org/drawingml/2006/picture">
                   <pic:nvPicPr>
-                    <pic:cNvPr id="0" name="diagram_sequence.png"/>
-                    <pic:cNvPicPr/>
+                    <pic:cNvPr id="0" name="Picture 3"/>
+                    <pic:cNvPicPr>
+                      <a:picLocks noChangeAspect="1" noChangeArrowheads="1"/>
+                    </pic:cNvPicPr>
                   </pic:nvPicPr>
                   <pic:blipFill>
-                    <a:blip r:embed="rId10"/>
+                    <a:blip r:embed="rId10">
+                      <a:extLst>
+                        <a:ext uri="{28A0092B-C50C-407E-A947-70E740481C1C}">
+                          <a14:useLocalDpi xmlns:a14="http://schemas.microsoft.com/office/drawing/2010/main" val="0"/>
+                        </a:ext>
+                      </a:extLst>
+                    </a:blip>
+                    <a:srcRect/>
                     <a:stretch>
                       <a:fillRect/>
                     </a:stretch>
                   </pic:blipFill>
-                  <pic:spPr>
+                  <pic:spPr bwMode="auto">
                     <a:xfrm>
                       <a:off x="0" y="0"/>
-                      <a:ext cx="5029200" cy="4183956"/>
+                      <a:ext cx="5486400" cy="4034790"/>
                     </a:xfrm>
                     <a:prstGeom prst="rect">
                       <a:avLst/>
                     </a:prstGeom>
+                    <a:noFill/>
+                    <a:ln>
+                      <a:noFill/>
+                    </a:ln>
                   </pic:spPr>
                 </pic:pic>
               </a:graphicData>
@@ -3134,10 +3208,10 @@
         </w:rPr>
         <w:lastRenderedPageBreak/>
         <w:drawing>
-          <wp:inline distT="0" distB="0" distL="0" distR="0" wp14:anchorId="44C39509" wp14:editId="1E394666">
-            <wp:extent cx="5029200" cy="3581948"/>
+          <wp:inline distT="0" distB="0" distL="0" distR="0" wp14:anchorId="251C7F45" wp14:editId="03E21878">
+            <wp:extent cx="5486400" cy="2787015"/>
             <wp:effectExtent l="0" t="0" r="0" b="0"/>
-            <wp:docPr id="6" name="Picture 6"/>
+            <wp:docPr id="1040526242" name="Picture 7"/>
             <wp:cNvGraphicFramePr>
               <a:graphicFrameLocks xmlns:a="http://schemas.openxmlformats.org/drawingml/2006/main" noChangeAspect="1"/>
             </wp:cNvGraphicFramePr>
@@ -3145,23 +3219,36 @@
               <a:graphicData uri="http://schemas.openxmlformats.org/drawingml/2006/picture">
                 <pic:pic xmlns:pic="http://schemas.openxmlformats.org/drawingml/2006/picture">
                   <pic:nvPicPr>
-                    <pic:cNvPr id="0" name="diagram_architecture.png"/>
-                    <pic:cNvPicPr/>
+                    <pic:cNvPr id="0" name="Picture 7"/>
+                    <pic:cNvPicPr>
+                      <a:picLocks noChangeAspect="1" noChangeArrowheads="1"/>
+                    </pic:cNvPicPr>
                   </pic:nvPicPr>
                   <pic:blipFill>
-                    <a:blip r:embed="rId11"/>
+                    <a:blip r:embed="rId11">
+                      <a:extLst>
+                        <a:ext uri="{28A0092B-C50C-407E-A947-70E740481C1C}">
+                          <a14:useLocalDpi xmlns:a14="http://schemas.microsoft.com/office/drawing/2010/main" val="0"/>
+                        </a:ext>
+                      </a:extLst>
+                    </a:blip>
+                    <a:srcRect/>
                     <a:stretch>
                       <a:fillRect/>
                     </a:stretch>
                   </pic:blipFill>
-                  <pic:spPr>
+                  <pic:spPr bwMode="auto">
                     <a:xfrm>
                       <a:off x="0" y="0"/>
-                      <a:ext cx="5029200" cy="3581948"/>
+                      <a:ext cx="5486400" cy="2787015"/>
                     </a:xfrm>
                     <a:prstGeom prst="rect">
                       <a:avLst/>
                     </a:prstGeom>
+                    <a:noFill/>
+                    <a:ln>
+                      <a:noFill/>
+                    </a:ln>
                   </pic:spPr>
                 </pic:pic>
               </a:graphicData>
@@ -3292,47 +3379,47 @@
           <w:sz w:val="24"/>
           <w:szCs w:val="24"/>
         </w:rPr>
+        <w:t>Capabilities:</w:t>
+      </w:r>
+    </w:p>
+    <w:p>
+      <w:pPr>
+        <w:pStyle w:val="ListBullet"/>
+        <w:spacing w:line="360" w:lineRule="auto"/>
+        <w:jc w:val="both"/>
+        <w:rPr>
+          <w:rFonts w:cs="Times New Roman"/>
+          <w:sz w:val="24"/>
+          <w:szCs w:val="24"/>
+        </w:rPr>
+      </w:pPr>
+      <w:r>
+        <w:rPr>
+          <w:rFonts w:cs="Times New Roman"/>
+          <w:sz w:val="24"/>
+          <w:szCs w:val="24"/>
+        </w:rPr>
+        <w:t>Toxicity Detection: Identifies hostile language with confidence scoring and contextual analysis</w:t>
+      </w:r>
+    </w:p>
+    <w:p>
+      <w:pPr>
+        <w:pStyle w:val="ListBullet"/>
+        <w:spacing w:line="360" w:lineRule="auto"/>
+        <w:jc w:val="both"/>
+        <w:rPr>
+          <w:rFonts w:cs="Times New Roman"/>
+          <w:sz w:val="24"/>
+          <w:szCs w:val="24"/>
+        </w:rPr>
+      </w:pPr>
+      <w:r>
+        <w:rPr>
+          <w:rFonts w:cs="Times New Roman"/>
+          <w:sz w:val="24"/>
+          <w:szCs w:val="24"/>
+        </w:rPr>
         <w:lastRenderedPageBreak/>
-        <w:t>Capabilities:</w:t>
-      </w:r>
-    </w:p>
-    <w:p>
-      <w:pPr>
-        <w:pStyle w:val="ListBullet"/>
-        <w:spacing w:line="360" w:lineRule="auto"/>
-        <w:jc w:val="both"/>
-        <w:rPr>
-          <w:rFonts w:cs="Times New Roman"/>
-          <w:sz w:val="24"/>
-          <w:szCs w:val="24"/>
-        </w:rPr>
-      </w:pPr>
-      <w:r>
-        <w:rPr>
-          <w:rFonts w:cs="Times New Roman"/>
-          <w:sz w:val="24"/>
-          <w:szCs w:val="24"/>
-        </w:rPr>
-        <w:t>Toxicity Detection: Identifies hostile language with confidence scoring and contextual analysis</w:t>
-      </w:r>
-    </w:p>
-    <w:p>
-      <w:pPr>
-        <w:pStyle w:val="ListBullet"/>
-        <w:spacing w:line="360" w:lineRule="auto"/>
-        <w:jc w:val="both"/>
-        <w:rPr>
-          <w:rFonts w:cs="Times New Roman"/>
-          <w:sz w:val="24"/>
-          <w:szCs w:val="24"/>
-        </w:rPr>
-      </w:pPr>
-      <w:r>
-        <w:rPr>
-          <w:rFonts w:cs="Times New Roman"/>
-          <w:sz w:val="24"/>
-          <w:szCs w:val="24"/>
-        </w:rPr>
         <w:t>Hate Speech Identification: Recognizes targeted abuse with cultural context awareness and linguistic nuance</w:t>
       </w:r>
     </w:p>
@@ -3610,7 +3697,6 @@
           <w:sz w:val="24"/>
           <w:szCs w:val="24"/>
         </w:rPr>
-        <w:lastRenderedPageBreak/>
         <w:t>Object Detection: Identifies dangerous items and dangerous activities in visual content</w:t>
       </w:r>
     </w:p>
@@ -3631,6 +3717,7 @@
           <w:sz w:val="28"/>
           <w:szCs w:val="28"/>
         </w:rPr>
+        <w:lastRenderedPageBreak/>
         <w:t>4.3 Context-Aware Neural Network</w:t>
       </w:r>
     </w:p>
@@ -3889,27 +3976,27 @@
           <w:sz w:val="24"/>
           <w:szCs w:val="24"/>
         </w:rPr>
+        <w:t>Load Balancing: Distributes work evenly across moderation teams based on capacity and skills</w:t>
+      </w:r>
+    </w:p>
+    <w:p>
+      <w:pPr>
+        <w:pStyle w:val="ListBullet"/>
+        <w:spacing w:line="360" w:lineRule="auto"/>
+        <w:jc w:val="both"/>
+        <w:rPr>
+          <w:rFonts w:cs="Times New Roman"/>
+          <w:sz w:val="24"/>
+          <w:szCs w:val="24"/>
+        </w:rPr>
+      </w:pPr>
+      <w:r>
+        <w:rPr>
+          <w:rFonts w:cs="Times New Roman"/>
+          <w:sz w:val="24"/>
+          <w:szCs w:val="24"/>
+        </w:rPr>
         <w:lastRenderedPageBreak/>
-        <w:t>Load Balancing: Distributes work evenly across moderation teams based on capacity and skills</w:t>
-      </w:r>
-    </w:p>
-    <w:p>
-      <w:pPr>
-        <w:pStyle w:val="ListBullet"/>
-        <w:spacing w:line="360" w:lineRule="auto"/>
-        <w:jc w:val="both"/>
-        <w:rPr>
-          <w:rFonts w:cs="Times New Roman"/>
-          <w:sz w:val="24"/>
-          <w:szCs w:val="24"/>
-        </w:rPr>
-      </w:pPr>
-      <w:r>
-        <w:rPr>
-          <w:rFonts w:cs="Times New Roman"/>
-          <w:sz w:val="24"/>
-          <w:szCs w:val="24"/>
-        </w:rPr>
         <w:t>Appeal Queue Management: Handles user appeals with structured workflows and escalation paths</w:t>
       </w:r>
     </w:p>
@@ -4178,6 +4265,204 @@
           <w:szCs w:val="24"/>
         </w:rPr>
         <w:t xml:space="preserve"> comprehensive approach, designed not just to flag and remove bad content, but to foster healthier, safer digital communities where diverse voices can be heard and respected.</w:t>
+      </w:r>
+    </w:p>
+    <w:p>
+      <w:pPr>
+        <w:rPr>
+          <w:rFonts w:cs="Times New Roman"/>
+          <w:sz w:val="24"/>
+          <w:szCs w:val="24"/>
+        </w:rPr>
+      </w:pPr>
+      <w:r>
+        <w:rPr>
+          <w:rFonts w:cs="Times New Roman"/>
+          <w:sz w:val="24"/>
+          <w:szCs w:val="24"/>
+        </w:rPr>
+        <w:br w:type="page"/>
+      </w:r>
+    </w:p>
+    <w:p>
+      <w:pPr>
+        <w:spacing w:line="360" w:lineRule="auto"/>
+        <w:jc w:val="both"/>
+        <w:rPr>
+          <w:rFonts w:cs="Times New Roman"/>
+          <w:sz w:val="24"/>
+          <w:szCs w:val="24"/>
+        </w:rPr>
+      </w:pPr>
+      <w:r>
+        <w:rPr>
+          <w:rFonts w:cs="Times New Roman"/>
+          <w:noProof/>
+          <w:sz w:val="24"/>
+          <w:szCs w:val="24"/>
+        </w:rPr>
+        <w:lastRenderedPageBreak/>
+        <w:drawing>
+          <wp:inline distT="0" distB="0" distL="0" distR="0" wp14:anchorId="70260B95" wp14:editId="2C8005EB">
+            <wp:extent cx="5080000" cy="4368800"/>
+            <wp:effectExtent l="0" t="0" r="6350" b="0"/>
+            <wp:docPr id="1724942548" name="Picture 4"/>
+            <wp:cNvGraphicFramePr>
+              <a:graphicFrameLocks xmlns:a="http://schemas.openxmlformats.org/drawingml/2006/main" noChangeAspect="1"/>
+            </wp:cNvGraphicFramePr>
+            <a:graphic xmlns:a="http://schemas.openxmlformats.org/drawingml/2006/main">
+              <a:graphicData uri="http://schemas.openxmlformats.org/drawingml/2006/picture">
+                <pic:pic xmlns:pic="http://schemas.openxmlformats.org/drawingml/2006/picture">
+                  <pic:nvPicPr>
+                    <pic:cNvPr id="0" name="Picture 4"/>
+                    <pic:cNvPicPr>
+                      <a:picLocks noChangeAspect="1" noChangeArrowheads="1"/>
+                    </pic:cNvPicPr>
+                  </pic:nvPicPr>
+                  <pic:blipFill>
+                    <a:blip r:embed="rId12">
+                      <a:extLst>
+                        <a:ext uri="{28A0092B-C50C-407E-A947-70E740481C1C}">
+                          <a14:useLocalDpi xmlns:a14="http://schemas.microsoft.com/office/drawing/2010/main" val="0"/>
+                        </a:ext>
+                      </a:extLst>
+                    </a:blip>
+                    <a:srcRect/>
+                    <a:stretch>
+                      <a:fillRect/>
+                    </a:stretch>
+                  </pic:blipFill>
+                  <pic:spPr bwMode="auto">
+                    <a:xfrm>
+                      <a:off x="0" y="0"/>
+                      <a:ext cx="5080000" cy="4368800"/>
+                    </a:xfrm>
+                    <a:prstGeom prst="rect">
+                      <a:avLst/>
+                    </a:prstGeom>
+                    <a:noFill/>
+                    <a:ln>
+                      <a:noFill/>
+                    </a:ln>
+                  </pic:spPr>
+                </pic:pic>
+              </a:graphicData>
+            </a:graphic>
+          </wp:inline>
+        </w:drawing>
+      </w:r>
+      <w:r>
+        <w:rPr>
+          <w:rFonts w:cs="Times New Roman"/>
+          <w:noProof/>
+          <w:sz w:val="24"/>
+          <w:szCs w:val="24"/>
+        </w:rPr>
+        <w:drawing>
+          <wp:inline distT="0" distB="0" distL="0" distR="0" wp14:anchorId="4F6794B7" wp14:editId="646E208E">
+            <wp:extent cx="5486400" cy="2787015"/>
+            <wp:effectExtent l="0" t="0" r="0" b="0"/>
+            <wp:docPr id="888840320" name="Picture 7"/>
+            <wp:cNvGraphicFramePr>
+              <a:graphicFrameLocks xmlns:a="http://schemas.openxmlformats.org/drawingml/2006/main" noChangeAspect="1"/>
+            </wp:cNvGraphicFramePr>
+            <a:graphic xmlns:a="http://schemas.openxmlformats.org/drawingml/2006/main">
+              <a:graphicData uri="http://schemas.openxmlformats.org/drawingml/2006/picture">
+                <pic:pic xmlns:pic="http://schemas.openxmlformats.org/drawingml/2006/picture">
+                  <pic:nvPicPr>
+                    <pic:cNvPr id="0" name="Picture 7"/>
+                    <pic:cNvPicPr>
+                      <a:picLocks noChangeAspect="1" noChangeArrowheads="1"/>
+                    </pic:cNvPicPr>
+                  </pic:nvPicPr>
+                  <pic:blipFill>
+                    <a:blip r:embed="rId11">
+                      <a:extLst>
+                        <a:ext uri="{28A0092B-C50C-407E-A947-70E740481C1C}">
+                          <a14:useLocalDpi xmlns:a14="http://schemas.microsoft.com/office/drawing/2010/main" val="0"/>
+                        </a:ext>
+                      </a:extLst>
+                    </a:blip>
+                    <a:srcRect/>
+                    <a:stretch>
+                      <a:fillRect/>
+                    </a:stretch>
+                  </pic:blipFill>
+                  <pic:spPr bwMode="auto">
+                    <a:xfrm>
+                      <a:off x="0" y="0"/>
+                      <a:ext cx="5486400" cy="2787015"/>
+                    </a:xfrm>
+                    <a:prstGeom prst="rect">
+                      <a:avLst/>
+                    </a:prstGeom>
+                    <a:noFill/>
+                    <a:ln>
+                      <a:noFill/>
+                    </a:ln>
+                  </pic:spPr>
+                </pic:pic>
+              </a:graphicData>
+            </a:graphic>
+          </wp:inline>
+        </w:drawing>
+      </w:r>
+      <w:r>
+        <w:rPr>
+          <w:rFonts w:cs="Times New Roman"/>
+          <w:noProof/>
+          <w:sz w:val="24"/>
+          <w:szCs w:val="24"/>
+        </w:rPr>
+        <w:lastRenderedPageBreak/>
+        <w:drawing>
+          <wp:inline distT="0" distB="0" distL="0" distR="0" wp14:anchorId="0108A4B1" wp14:editId="1B62451D">
+            <wp:extent cx="2800985" cy="8229600"/>
+            <wp:effectExtent l="0" t="0" r="0" b="0"/>
+            <wp:docPr id="2042146776" name="Picture 8"/>
+            <wp:cNvGraphicFramePr>
+              <a:graphicFrameLocks xmlns:a="http://schemas.openxmlformats.org/drawingml/2006/main" noChangeAspect="1"/>
+            </wp:cNvGraphicFramePr>
+            <a:graphic xmlns:a="http://schemas.openxmlformats.org/drawingml/2006/main">
+              <a:graphicData uri="http://schemas.openxmlformats.org/drawingml/2006/picture">
+                <pic:pic xmlns:pic="http://schemas.openxmlformats.org/drawingml/2006/picture">
+                  <pic:nvPicPr>
+                    <pic:cNvPr id="0" name="Picture 8"/>
+                    <pic:cNvPicPr>
+                      <a:picLocks noChangeAspect="1" noChangeArrowheads="1"/>
+                    </pic:cNvPicPr>
+                  </pic:nvPicPr>
+                  <pic:blipFill>
+                    <a:blip r:embed="rId13">
+                      <a:extLst>
+                        <a:ext uri="{28A0092B-C50C-407E-A947-70E740481C1C}">
+                          <a14:useLocalDpi xmlns:a14="http://schemas.microsoft.com/office/drawing/2010/main" val="0"/>
+                        </a:ext>
+                      </a:extLst>
+                    </a:blip>
+                    <a:srcRect/>
+                    <a:stretch>
+                      <a:fillRect/>
+                    </a:stretch>
+                  </pic:blipFill>
+                  <pic:spPr bwMode="auto">
+                    <a:xfrm>
+                      <a:off x="0" y="0"/>
+                      <a:ext cx="2800985" cy="8229600"/>
+                    </a:xfrm>
+                    <a:prstGeom prst="rect">
+                      <a:avLst/>
+                    </a:prstGeom>
+                    <a:noFill/>
+                    <a:ln>
+                      <a:noFill/>
+                    </a:ln>
+                  </pic:spPr>
+                </pic:pic>
+              </a:graphicData>
+            </a:graphic>
+          </wp:inline>
+        </w:drawing>
       </w:r>
     </w:p>
     <w:sectPr>
